--- a/AS91896-AS91906 Assessment Template.docx
+++ b/AS91896-AS91906 Assessment Template.docx
@@ -166,7 +166,6 @@
                               <w:spacing w:line="240" w:lineRule="auto"/>
                               <w:textDirection w:val="btLr"/>
                             </w:pPr>
-                            <w:proofErr w:type="spellStart"/>
                             <w:r>
                               <w:rPr>
                                 <w:sz w:val="28"/>
@@ -177,14 +176,7 @@
                               <w:rPr>
                                 <w:sz w:val="28"/>
                               </w:rPr>
-                              <w:t>Heinrich</w:t>
-                            </w:r>
-                            <w:proofErr w:type="spellEnd"/>
-                            <w:r>
-                              <w:rPr>
-                                <w:sz w:val="28"/>
-                              </w:rPr>
-                              <w:t xml:space="preserve"> Venter</w:t>
+                              <w:t>Heinrich Venter</w:t>
                             </w:r>
                             <w:r>
                               <w:rPr>
@@ -251,7 +243,6 @@
                         <w:spacing w:line="240" w:lineRule="auto"/>
                         <w:textDirection w:val="btLr"/>
                       </w:pPr>
-                      <w:proofErr w:type="spellStart"/>
                       <w:r>
                         <w:rPr>
                           <w:sz w:val="28"/>
@@ -262,14 +253,7 @@
                         <w:rPr>
                           <w:sz w:val="28"/>
                         </w:rPr>
-                        <w:t>Heinrich</w:t>
-                      </w:r>
-                      <w:proofErr w:type="spellEnd"/>
-                      <w:r>
-                        <w:rPr>
-                          <w:sz w:val="28"/>
-                        </w:rPr>
-                        <w:t xml:space="preserve"> Venter</w:t>
+                        <w:t>Heinrich Venter</w:t>
                       </w:r>
                       <w:r>
                         <w:rPr>
@@ -487,13 +471,8 @@
       </w:r>
     </w:p>
     <w:p>
-      <w:proofErr w:type="spellStart"/>
       <w:r>
-        <w:t>Sequantial</w:t>
-      </w:r>
-      <w:proofErr w:type="spellEnd"/>
-      <w:r>
-        <w:t xml:space="preserve"> coding</w:t>
+        <w:t>Sequantial coding</w:t>
       </w:r>
     </w:p>
     <w:p/>
@@ -792,15 +771,7 @@
               <w:t xml:space="preserve">, with this signal the Arduino </w:t>
             </w:r>
             <w:r>
-              <w:t xml:space="preserve">puts out a </w:t>
-            </w:r>
-            <w:proofErr w:type="spellStart"/>
-            <w:r>
-              <w:t>pwm</w:t>
-            </w:r>
-            <w:proofErr w:type="spellEnd"/>
-            <w:r>
-              <w:t xml:space="preserve"> signal to the esc (electronic speed controller) to control how much throttle the esc gives </w:t>
+              <w:t xml:space="preserve">puts out a pwm signal to the esc (electronic speed controller) to control how much throttle the esc gives </w:t>
             </w:r>
           </w:p>
         </w:tc>
@@ -919,27 +890,14 @@
             </w:r>
             <w:r>
               <w:lastRenderedPageBreak/>
-              <w:t xml:space="preserve">clutch leaver is pulled it gets </w:t>
-            </w:r>
-            <w:proofErr w:type="spellStart"/>
-            <w:r>
-              <w:t>senced</w:t>
-            </w:r>
-            <w:proofErr w:type="spellEnd"/>
-            <w:r>
-              <w:t xml:space="preserve"> by the sensor and send</w:t>
+              <w:t>clutch leaver is pulled it gets senced by the sensor and send</w:t>
             </w:r>
             <w:r>
               <w:t>s</w:t>
             </w:r>
             <w:r>
-              <w:t xml:space="preserve"> a signal to the </w:t>
-            </w:r>
-            <w:proofErr w:type="spellStart"/>
-            <w:r>
-              <w:t>arduino</w:t>
-            </w:r>
-            <w:proofErr w:type="spellEnd"/>
+              <w:t xml:space="preserve"> a signal to the arduino</w:t>
+            </w:r>
             <w:r>
               <w:t xml:space="preserve"> which then </w:t>
             </w:r>
@@ -1008,15 +966,7 @@
               <w:t xml:space="preserve"> in the system t</w:t>
             </w:r>
             <w:r>
-              <w:t xml:space="preserve">o be released or </w:t>
-            </w:r>
-            <w:proofErr w:type="spellStart"/>
-            <w:r>
-              <w:t>atleast</w:t>
-            </w:r>
-            <w:proofErr w:type="spellEnd"/>
-            <w:r>
-              <w:t xml:space="preserve"> dissipate in the system over time the way we do that is one way electric valves called diodes so a Schottky diode (permanent one way valve) will be </w:t>
+              <w:t xml:space="preserve">o be released or atleast dissipate in the system over time the way we do that is one way electric valves called diodes so a Schottky diode (permanent one way valve) will be </w:t>
             </w:r>
             <w:r>
               <w:t xml:space="preserve">added and a Zener diode (pressure sensitive valve (will be closed </w:t>
@@ -1081,26 +1031,10 @@
               <w:spacing w:line="240" w:lineRule="auto"/>
             </w:pPr>
             <w:r>
-              <w:t xml:space="preserve">There are 2 lines of </w:t>
-            </w:r>
-            <w:proofErr w:type="spellStart"/>
-            <w:r>
-              <w:t>leds</w:t>
-            </w:r>
-            <w:proofErr w:type="spellEnd"/>
-            <w:r>
-              <w:t xml:space="preserve"> doing one simple thing, showing the rpm of the engine and motor, </w:t>
-            </w:r>
-            <w:r>
-              <w:t xml:space="preserve">this is detected using digital hall effect sensor which </w:t>
-            </w:r>
-            <w:proofErr w:type="spellStart"/>
-            <w:r>
-              <w:t>arnt</w:t>
-            </w:r>
-            <w:proofErr w:type="spellEnd"/>
-            <w:r>
-              <w:t xml:space="preserve"> linear they either give a high or low signal</w:t>
+              <w:t xml:space="preserve">There are 2 lines of leds doing one simple thing, showing the rpm of the engine and motor, </w:t>
+            </w:r>
+            <w:r>
+              <w:t>this is detected using digital hall effect sensor which arnt linear they either give a high or low signal</w:t>
             </w:r>
             <w:r>
               <w:t xml:space="preserve">, so using that there is a magnet on the shafts of the engine and motor and a sensor </w:t>
@@ -1109,15 +1043,7 @@
               <w:t xml:space="preserve">counting the rpms of both units the Arduino then reads the signals and the outputs </w:t>
             </w:r>
             <w:r>
-              <w:t xml:space="preserve">a voltage to the </w:t>
-            </w:r>
-            <w:proofErr w:type="spellStart"/>
-            <w:r>
-              <w:t>leds</w:t>
-            </w:r>
-            <w:proofErr w:type="spellEnd"/>
-            <w:r>
-              <w:t xml:space="preserve"> showing the rpms</w:t>
+              <w:t>a voltage to the leds showing the rpms</w:t>
             </w:r>
           </w:p>
         </w:tc>
@@ -1137,15 +1063,7 @@
               <w:spacing w:line="240" w:lineRule="auto"/>
             </w:pPr>
             <w:r>
-              <w:t xml:space="preserve">The </w:t>
-            </w:r>
-            <w:proofErr w:type="spellStart"/>
-            <w:r>
-              <w:t>leds</w:t>
-            </w:r>
-            <w:proofErr w:type="spellEnd"/>
-            <w:r>
-              <w:t xml:space="preserve"> did  word </w:t>
+              <w:t xml:space="preserve">The leds did  word </w:t>
             </w:r>
             <w:r>
               <w:t xml:space="preserve">but were a bit bright </w:t>
@@ -1171,15 +1089,7 @@
               <w:t xml:space="preserve">1k ohm </w:t>
             </w:r>
             <w:r>
-              <w:t xml:space="preserve">resistors will be added in serries to the </w:t>
-            </w:r>
-            <w:proofErr w:type="spellStart"/>
-            <w:r>
-              <w:t>leds</w:t>
-            </w:r>
-            <w:proofErr w:type="spellEnd"/>
-            <w:r>
-              <w:t xml:space="preserve"> to dim them a bit </w:t>
+              <w:t xml:space="preserve">resistors will be added in serries to the leds to dim them a bit </w:t>
             </w:r>
           </w:p>
         </w:tc>
@@ -1200,14 +1110,9 @@
             <w:pPr>
               <w:spacing w:line="240" w:lineRule="auto"/>
             </w:pPr>
-            <w:proofErr w:type="spellStart"/>
             <w:r>
               <w:lastRenderedPageBreak/>
-              <w:t>OLed</w:t>
-            </w:r>
-            <w:proofErr w:type="spellEnd"/>
-            <w:r>
-              <w:t xml:space="preserve"> display </w:t>
+              <w:t xml:space="preserve">OLed display </w:t>
             </w:r>
           </w:p>
         </w:tc>
@@ -1243,15 +1148,7 @@
               <w:t xml:space="preserve"> of the rear wheel </w:t>
             </w:r>
             <w:r>
-              <w:t xml:space="preserve">in the programme, we can display this on an I2c </w:t>
-            </w:r>
-            <w:proofErr w:type="spellStart"/>
-            <w:r>
-              <w:t>Oled</w:t>
-            </w:r>
-            <w:proofErr w:type="spellEnd"/>
-            <w:r>
-              <w:t xml:space="preserve"> display on the dash next to the led matrixes </w:t>
+              <w:t xml:space="preserve">in the programme, we can display this on an I2c Oled display on the dash next to the led matrixes </w:t>
             </w:r>
           </w:p>
         </w:tc>
@@ -1294,34 +1191,10 @@
               <w:t xml:space="preserve">Since the dashboard is </w:t>
             </w:r>
             <w:r>
-              <w:t xml:space="preserve">very much exposed to the elements and the electronics </w:t>
-            </w:r>
-            <w:proofErr w:type="spellStart"/>
-            <w:r>
-              <w:t>arnt</w:t>
-            </w:r>
-            <w:proofErr w:type="spellEnd"/>
-            <w:r>
-              <w:t xml:space="preserve"> water proof I will be making a </w:t>
-            </w:r>
-            <w:proofErr w:type="spellStart"/>
-            <w:r>
-              <w:t>plexy</w:t>
-            </w:r>
-            <w:proofErr w:type="spellEnd"/>
-            <w:r>
-              <w:t xml:space="preserve"> glass </w:t>
-            </w:r>
-            <w:r>
-              <w:t xml:space="preserve">face and printing a </w:t>
-            </w:r>
-            <w:proofErr w:type="spellStart"/>
-            <w:r>
-              <w:t>tpu</w:t>
-            </w:r>
-            <w:proofErr w:type="spellEnd"/>
-            <w:r>
-              <w:t xml:space="preserve"> gasket </w:t>
+              <w:t xml:space="preserve">very much exposed to the elements and the electronics arnt water proof I will be making a plexy glass </w:t>
+            </w:r>
+            <w:r>
+              <w:t xml:space="preserve">face and printing a tpu gasket </w:t>
             </w:r>
           </w:p>
         </w:tc>
@@ -1508,21 +1381,12 @@
               </w:rPr>
               <w:t xml:space="preserve">Side 1 Input:  </w:t>
             </w:r>
-            <w:proofErr w:type="spellStart"/>
             <w:r>
               <w:rPr>
                 <w:b/>
                 <w:lang w:val="en-US"/>
               </w:rPr>
-              <w:t>clitched</w:t>
-            </w:r>
-            <w:proofErr w:type="spellEnd"/>
-            <w:r>
-              <w:rPr>
-                <w:b/>
-                <w:lang w:val="en-US"/>
-              </w:rPr>
-              <w:t xml:space="preserve"> engaged</w:t>
+              <w:t>clitched engaged</w:t>
             </w:r>
           </w:p>
         </w:tc>
@@ -1701,16 +1565,8 @@
               <w:rPr>
                 <w:lang w:val="en-US"/>
               </w:rPr>
-              <w:t xml:space="preserve">n when clutch was </w:t>
-            </w:r>
-            <w:proofErr w:type="spellStart"/>
-            <w:r>
-              <w:rPr>
-                <w:lang w:val="en-US"/>
-              </w:rPr>
-              <w:t>enagaged</w:t>
-            </w:r>
-            <w:proofErr w:type="spellEnd"/>
+              <w:t>n when clutch was enagaged</w:t>
+            </w:r>
           </w:p>
         </w:tc>
         <w:tc>
@@ -1750,19 +1606,11 @@
               </w:rPr>
               <w:t xml:space="preserve">Motor wasn’t able to spin </w:t>
             </w:r>
-            <w:proofErr w:type="spellStart"/>
-            <w:r>
-              <w:rPr>
-                <w:lang w:val="en-US"/>
-              </w:rPr>
-              <w:t>nop</w:t>
-            </w:r>
-            <w:proofErr w:type="spellEnd"/>
-            <w:r>
-              <w:rPr>
-                <w:lang w:val="en-US"/>
-              </w:rPr>
-              <w:t xml:space="preserve"> matter the input of the throttle</w:t>
+            <w:r>
+              <w:rPr>
+                <w:lang w:val="en-US"/>
+              </w:rPr>
+              <w:t>nop matter the input of the throttle</w:t>
             </w:r>
           </w:p>
         </w:tc>
@@ -1802,23 +1650,7 @@
                 <w:b/>
                 <w:lang w:val="en-US"/>
               </w:rPr>
-              <w:t xml:space="preserve">in the </w:t>
-            </w:r>
-            <w:proofErr w:type="spellStart"/>
-            <w:r>
-              <w:rPr>
-                <w:b/>
-                <w:lang w:val="en-US"/>
-              </w:rPr>
-              <w:t>gui</w:t>
-            </w:r>
-            <w:proofErr w:type="spellEnd"/>
-            <w:r>
-              <w:rPr>
-                <w:b/>
-                <w:lang w:val="en-US"/>
-              </w:rPr>
-              <w:t xml:space="preserve"> add a system that means the </w:t>
+              <w:t xml:space="preserve">in the gui add a system that means the </w:t>
             </w:r>
             <w:r>
               <w:rPr>
@@ -2168,23 +2000,7 @@
                 <w:b/>
                 <w:lang w:val="en-US"/>
               </w:rPr>
-              <w:t xml:space="preserve"> make it so that when the throttle is lowest value make it so that output gives no </w:t>
-            </w:r>
-            <w:proofErr w:type="spellStart"/>
-            <w:r>
-              <w:rPr>
-                <w:b/>
-                <w:lang w:val="en-US"/>
-              </w:rPr>
-              <w:t>pwm</w:t>
-            </w:r>
-            <w:proofErr w:type="spellEnd"/>
-            <w:r>
-              <w:rPr>
-                <w:b/>
-                <w:lang w:val="en-US"/>
-              </w:rPr>
-              <w:t xml:space="preserve"> signal so that motor isn’t effected</w:t>
+              <w:t xml:space="preserve"> make it so that when the throttle is lowest value make it so that output gives no pwm signal so that motor isn’t effected</w:t>
             </w:r>
           </w:p>
         </w:tc>
@@ -2213,6 +2029,13 @@
               </w:rPr>
               <w:t xml:space="preserve">Side 1 Input:  </w:t>
             </w:r>
+            <w:r>
+              <w:rPr>
+                <w:b/>
+                <w:lang w:val="en-US"/>
+              </w:rPr>
+              <w:t>low end/indle trottle</w:t>
+            </w:r>
           </w:p>
         </w:tc>
         <w:tc>
@@ -2238,6 +2061,13 @@
               </w:rPr>
               <w:t>Side 2 Input:</w:t>
             </w:r>
+            <w:r>
+              <w:rPr>
+                <w:b/>
+                <w:lang w:val="en-US"/>
+              </w:rPr>
+              <w:t>high end/full trottle</w:t>
+            </w:r>
           </w:p>
         </w:tc>
       </w:tr>
@@ -2339,6 +2169,12 @@
                 <w:lang w:val="en-US"/>
               </w:rPr>
             </w:pPr>
+            <w:r>
+              <w:rPr>
+                <w:lang w:val="en-US"/>
+              </w:rPr>
+              <w:t>Zero inout</w:t>
+            </w:r>
           </w:p>
         </w:tc>
         <w:tc>
@@ -2354,6 +2190,12 @@
                 <w:lang w:val="en-US"/>
               </w:rPr>
             </w:pPr>
+            <w:r>
+              <w:rPr>
+                <w:lang w:val="en-US"/>
+              </w:rPr>
+              <w:t>Zero signal to the motor</w:t>
+            </w:r>
           </w:p>
         </w:tc>
         <w:tc>
@@ -2369,6 +2211,12 @@
                 <w:lang w:val="en-US"/>
               </w:rPr>
             </w:pPr>
+            <w:r>
+              <w:rPr>
+                <w:lang w:val="en-US"/>
+              </w:rPr>
+              <w:t>Full input</w:t>
+            </w:r>
           </w:p>
         </w:tc>
         <w:tc>
@@ -2381,6 +2229,12 @@
                 <w:lang w:val="en-US"/>
               </w:rPr>
             </w:pPr>
+            <w:r>
+              <w:rPr>
+                <w:lang w:val="en-US"/>
+              </w:rPr>
+              <w:t>Full signal to motor</w:t>
+            </w:r>
           </w:p>
         </w:tc>
       </w:tr>
@@ -2716,15 +2570,7 @@
               <w:t xml:space="preserve">When clutch disengaged but </w:t>
             </w:r>
             <w:r>
-              <w:t xml:space="preserve">motor still spinning meaning </w:t>
-            </w:r>
-            <w:proofErr w:type="spellStart"/>
-            <w:r>
-              <w:t>theire</w:t>
-            </w:r>
-            <w:proofErr w:type="spellEnd"/>
-            <w:r>
-              <w:t xml:space="preserve"> is still rpm</w:t>
+              <w:t>motor still spinning meaning theire is still rpm</w:t>
             </w:r>
           </w:p>
         </w:tc>

--- a/AS91896-AS91906 Assessment Template.docx
+++ b/AS91896-AS91906 Assessment Template.docx
@@ -8,6 +8,12 @@
         <w:pStyle w:val="Heading1"/>
         <w:contextualSpacing w:val="0"/>
       </w:pPr>
+      <w:r>
+        <w:t xml:space="preserve">                                                 </w:t>
+      </w:r>
+      <w:r>
+        <w:t xml:space="preserve">                               </w:t>
+      </w:r>
       <w:r>
         <w:t xml:space="preserve">                                  </w:t>
       </w:r>
@@ -166,6 +172,8 @@
                               <w:spacing w:line="240" w:lineRule="auto"/>
                               <w:textDirection w:val="btLr"/>
                             </w:pPr>
+                            <w:proofErr w:type="spellStart"/>
+                            <w:proofErr w:type="gramStart"/>
                             <w:r>
                               <w:rPr>
                                 <w:sz w:val="28"/>
@@ -176,7 +184,15 @@
                               <w:rPr>
                                 <w:sz w:val="28"/>
                               </w:rPr>
-                              <w:t>Heinrich Venter</w:t>
+                              <w:t>Heinrich</w:t>
+                            </w:r>
+                            <w:proofErr w:type="spellEnd"/>
+                            <w:proofErr w:type="gramEnd"/>
+                            <w:r>
+                              <w:rPr>
+                                <w:sz w:val="28"/>
+                              </w:rPr>
+                              <w:t xml:space="preserve"> Venter</w:t>
                             </w:r>
                             <w:r>
                               <w:rPr>
@@ -243,6 +259,8 @@
                         <w:spacing w:line="240" w:lineRule="auto"/>
                         <w:textDirection w:val="btLr"/>
                       </w:pPr>
+                      <w:proofErr w:type="spellStart"/>
+                      <w:proofErr w:type="gramStart"/>
                       <w:r>
                         <w:rPr>
                           <w:sz w:val="28"/>
@@ -253,7 +271,15 @@
                         <w:rPr>
                           <w:sz w:val="28"/>
                         </w:rPr>
-                        <w:t>Heinrich Venter</w:t>
+                        <w:t>Heinrich</w:t>
+                      </w:r>
+                      <w:proofErr w:type="spellEnd"/>
+                      <w:proofErr w:type="gramEnd"/>
+                      <w:r>
+                        <w:rPr>
+                          <w:sz w:val="28"/>
+                        </w:rPr>
+                        <w:t xml:space="preserve"> Venter</w:t>
                       </w:r>
                       <w:r>
                         <w:rPr>
@@ -471,8 +497,13 @@
       </w:r>
     </w:p>
     <w:p>
-      <w:r>
-        <w:t>Sequantial coding</w:t>
+      <w:proofErr w:type="spellStart"/>
+      <w:r>
+        <w:t>Sequantial</w:t>
+      </w:r>
+      <w:proofErr w:type="spellEnd"/>
+      <w:r>
+        <w:t xml:space="preserve"> coding</w:t>
       </w:r>
     </w:p>
     <w:p/>
@@ -601,7 +632,21 @@
         <w:rPr>
           <w:color w:val="FF0000"/>
         </w:rPr>
-        <w:t>This Section needs to be completed independently in order to get Merit or Higher.</w:t>
+        <w:t xml:space="preserve">This Section needs to be completed independently </w:t>
+      </w:r>
+      <w:proofErr w:type="gramStart"/>
+      <w:r>
+        <w:rPr>
+          <w:color w:val="FF0000"/>
+        </w:rPr>
+        <w:t>in order to</w:t>
+      </w:r>
+      <w:proofErr w:type="gramEnd"/>
+      <w:r>
+        <w:rPr>
+          <w:color w:val="FF0000"/>
+        </w:rPr>
+        <w:t xml:space="preserve"> get Merit or Higher.</w:t>
       </w:r>
     </w:p>
     <w:p>
@@ -689,8 +734,13 @@
               <w:spacing w:line="240" w:lineRule="auto"/>
             </w:pPr>
             <w:r>
-              <w:t>What actually happened</w:t>
-            </w:r>
+              <w:t xml:space="preserve">What </w:t>
+            </w:r>
+            <w:proofErr w:type="gramStart"/>
+            <w:r>
+              <w:t>actually happened</w:t>
+            </w:r>
+            <w:proofErr w:type="gramEnd"/>
           </w:p>
         </w:tc>
         <w:tc>
@@ -749,8 +799,13 @@
             <w:pPr>
               <w:spacing w:line="240" w:lineRule="auto"/>
             </w:pPr>
-            <w:r>
-              <w:t>So with the throttle insert</w:t>
+            <w:proofErr w:type="gramStart"/>
+            <w:r>
+              <w:t>So</w:t>
+            </w:r>
+            <w:proofErr w:type="gramEnd"/>
+            <w:r>
+              <w:t xml:space="preserve"> with the throttle insert</w:t>
             </w:r>
             <w:r>
               <w:t xml:space="preserve"> inside the throttle assembly</w:t>
@@ -771,7 +826,15 @@
               <w:t xml:space="preserve">, with this signal the Arduino </w:t>
             </w:r>
             <w:r>
-              <w:t xml:space="preserve">puts out a pwm signal to the esc (electronic speed controller) to control how much throttle the esc gives </w:t>
+              <w:t xml:space="preserve">puts out a </w:t>
+            </w:r>
+            <w:proofErr w:type="spellStart"/>
+            <w:r>
+              <w:t>pwm</w:t>
+            </w:r>
+            <w:proofErr w:type="spellEnd"/>
+            <w:r>
+              <w:t xml:space="preserve"> signal to the esc (electronic speed controller) to control how much throttle the esc gives </w:t>
             </w:r>
           </w:p>
         </w:tc>
@@ -800,7 +863,15 @@
               <w:t>, but when the engine is spinning at a high rpm at the drive shaft x&gt;2750rpm</w:t>
             </w:r>
             <w:r>
-              <w:t xml:space="preserve"> it will cause what is called “back emf” which resist the torsion of the motor and starts electrically braking the system</w:t>
+              <w:t xml:space="preserve"> it will cause what is called “back emf” which resist the torsion of the motor and starts electrically </w:t>
+            </w:r>
+            <w:proofErr w:type="gramStart"/>
+            <w:r>
+              <w:t>braking</w:t>
+            </w:r>
+            <w:proofErr w:type="gramEnd"/>
+            <w:r>
+              <w:t xml:space="preserve"> the system</w:t>
             </w:r>
           </w:p>
         </w:tc>
@@ -890,14 +961,27 @@
             </w:r>
             <w:r>
               <w:lastRenderedPageBreak/>
-              <w:t>clutch leaver is pulled it gets senced by the sensor and send</w:t>
+              <w:t xml:space="preserve">clutch leaver is pulled it gets </w:t>
+            </w:r>
+            <w:proofErr w:type="spellStart"/>
+            <w:r>
+              <w:t>senced</w:t>
+            </w:r>
+            <w:proofErr w:type="spellEnd"/>
+            <w:r>
+              <w:t xml:space="preserve"> by the sensor and send</w:t>
             </w:r>
             <w:r>
               <w:t>s</w:t>
             </w:r>
             <w:r>
-              <w:t xml:space="preserve"> a signal to the arduino</w:t>
-            </w:r>
+              <w:t xml:space="preserve"> a signal to the </w:t>
+            </w:r>
+            <w:proofErr w:type="spellStart"/>
+            <w:r>
+              <w:t>arduino</w:t>
+            </w:r>
+            <w:proofErr w:type="spellEnd"/>
             <w:r>
               <w:t xml:space="preserve"> which then </w:t>
             </w:r>
@@ -923,7 +1007,15 @@
             </w:pPr>
             <w:r>
               <w:lastRenderedPageBreak/>
-              <w:t>It did work but a electromagnet is an inductor which hold</w:t>
+              <w:t xml:space="preserve">It did work but </w:t>
+            </w:r>
+            <w:proofErr w:type="gramStart"/>
+            <w:r>
+              <w:t>a</w:t>
+            </w:r>
+            <w:proofErr w:type="gramEnd"/>
+            <w:r>
+              <w:t xml:space="preserve"> electromagnet is an inductor which hold</w:t>
             </w:r>
             <w:r>
               <w:t xml:space="preserve">s flux and when the magnet gets switched off no more power is given and the magnet wants to resist that so a huge amount of back emf is produced to try and keep the flux in place </w:t>
@@ -966,7 +1058,15 @@
               <w:t xml:space="preserve"> in the system t</w:t>
             </w:r>
             <w:r>
-              <w:t xml:space="preserve">o be released or atleast dissipate in the system over time the way we do that is one way electric valves called diodes so a Schottky diode (permanent one way valve) will be </w:t>
+              <w:t xml:space="preserve">o be released or </w:t>
+            </w:r>
+            <w:proofErr w:type="spellStart"/>
+            <w:r>
+              <w:t>atleast</w:t>
+            </w:r>
+            <w:proofErr w:type="spellEnd"/>
+            <w:r>
+              <w:t xml:space="preserve"> dissipate in the system over time the way we do that is one way electric valves called diodes so a Schottky diode (permanent one way valve) will be </w:t>
             </w:r>
             <w:r>
               <w:t xml:space="preserve">added and a Zener diode (pressure sensitive valve (will be closed </w:t>
@@ -1034,7 +1134,15 @@
               <w:t xml:space="preserve">There are 2 lines of leds doing one simple thing, showing the rpm of the engine and motor, </w:t>
             </w:r>
             <w:r>
-              <w:t>this is detected using digital hall effect sensor which arnt linear they either give a high or low signal</w:t>
+              <w:t xml:space="preserve">this is detected using digital hall effect sensor which </w:t>
+            </w:r>
+            <w:proofErr w:type="spellStart"/>
+            <w:r>
+              <w:t>arnt</w:t>
+            </w:r>
+            <w:proofErr w:type="spellEnd"/>
+            <w:r>
+              <w:t xml:space="preserve"> linear they either give a high or low signal</w:t>
             </w:r>
             <w:r>
               <w:t xml:space="preserve">, so using that there is a magnet on the shafts of the engine and motor and a sensor </w:t>
@@ -1063,7 +1171,15 @@
               <w:spacing w:line="240" w:lineRule="auto"/>
             </w:pPr>
             <w:r>
-              <w:t xml:space="preserve">The leds did  word </w:t>
+              <w:t xml:space="preserve">The leds </w:t>
+            </w:r>
+            <w:proofErr w:type="gramStart"/>
+            <w:r>
+              <w:t>did  word</w:t>
+            </w:r>
+            <w:proofErr w:type="gramEnd"/>
+            <w:r>
+              <w:t xml:space="preserve"> </w:t>
             </w:r>
             <w:r>
               <w:t xml:space="preserve">but were a bit bright </w:t>
@@ -1110,9 +1226,14 @@
             <w:pPr>
               <w:spacing w:line="240" w:lineRule="auto"/>
             </w:pPr>
+            <w:proofErr w:type="spellStart"/>
             <w:r>
               <w:lastRenderedPageBreak/>
-              <w:t xml:space="preserve">OLed display </w:t>
+              <w:t>OLed</w:t>
+            </w:r>
+            <w:proofErr w:type="spellEnd"/>
+            <w:r>
+              <w:t xml:space="preserve"> display </w:t>
             </w:r>
           </w:p>
         </w:tc>
@@ -1191,10 +1312,42 @@
               <w:t xml:space="preserve">Since the dashboard is </w:t>
             </w:r>
             <w:r>
-              <w:t xml:space="preserve">very much exposed to the elements and the electronics arnt water proof I will be making a plexy glass </w:t>
-            </w:r>
-            <w:r>
-              <w:t xml:space="preserve">face and printing a tpu gasket </w:t>
+              <w:t xml:space="preserve">very much exposed to the elements and the electronics </w:t>
+            </w:r>
+            <w:proofErr w:type="spellStart"/>
+            <w:r>
+              <w:t>arnt</w:t>
+            </w:r>
+            <w:proofErr w:type="spellEnd"/>
+            <w:r>
+              <w:t xml:space="preserve"> </w:t>
+            </w:r>
+            <w:proofErr w:type="gramStart"/>
+            <w:r>
+              <w:t>water proof</w:t>
+            </w:r>
+            <w:proofErr w:type="gramEnd"/>
+            <w:r>
+              <w:t xml:space="preserve"> I will be making a </w:t>
+            </w:r>
+            <w:proofErr w:type="spellStart"/>
+            <w:r>
+              <w:t>plexy</w:t>
+            </w:r>
+            <w:proofErr w:type="spellEnd"/>
+            <w:r>
+              <w:t xml:space="preserve"> glass </w:t>
+            </w:r>
+            <w:r>
+              <w:t xml:space="preserve">face and printing a </w:t>
+            </w:r>
+            <w:proofErr w:type="spellStart"/>
+            <w:r>
+              <w:t>tpu</w:t>
+            </w:r>
+            <w:proofErr w:type="spellEnd"/>
+            <w:r>
+              <w:t xml:space="preserve"> gasket </w:t>
             </w:r>
           </w:p>
         </w:tc>
@@ -1381,12 +1534,21 @@
               </w:rPr>
               <w:t xml:space="preserve">Side 1 Input:  </w:t>
             </w:r>
-            <w:r>
-              <w:rPr>
-                <w:b/>
-                <w:lang w:val="en-US"/>
-              </w:rPr>
-              <w:t>clitched engaged</w:t>
+            <w:proofErr w:type="spellStart"/>
+            <w:r>
+              <w:rPr>
+                <w:b/>
+                <w:lang w:val="en-US"/>
+              </w:rPr>
+              <w:t>clitched</w:t>
+            </w:r>
+            <w:proofErr w:type="spellEnd"/>
+            <w:r>
+              <w:rPr>
+                <w:b/>
+                <w:lang w:val="en-US"/>
+              </w:rPr>
+              <w:t xml:space="preserve"> engaged</w:t>
             </w:r>
           </w:p>
         </w:tc>
@@ -1565,8 +1727,16 @@
               <w:rPr>
                 <w:lang w:val="en-US"/>
               </w:rPr>
-              <w:t>n when clutch was enagaged</w:t>
-            </w:r>
+              <w:t xml:space="preserve">n when clutch was </w:t>
+            </w:r>
+            <w:proofErr w:type="spellStart"/>
+            <w:r>
+              <w:rPr>
+                <w:lang w:val="en-US"/>
+              </w:rPr>
+              <w:t>enagaged</w:t>
+            </w:r>
+            <w:proofErr w:type="spellEnd"/>
           </w:p>
         </w:tc>
         <w:tc>
@@ -1586,7 +1756,21 @@
               <w:rPr>
                 <w:lang w:val="en-US"/>
               </w:rPr>
-              <w:t>Motor isn’t able to spin</w:t>
+              <w:t xml:space="preserve">Motor </w:t>
+            </w:r>
+            <w:proofErr w:type="gramStart"/>
+            <w:r>
+              <w:rPr>
+                <w:lang w:val="en-US"/>
+              </w:rPr>
+              <w:t>isn’t able to</w:t>
+            </w:r>
+            <w:proofErr w:type="gramEnd"/>
+            <w:r>
+              <w:rPr>
+                <w:lang w:val="en-US"/>
+              </w:rPr>
+              <w:t xml:space="preserve"> spin</w:t>
             </w:r>
           </w:p>
         </w:tc>
@@ -1604,13 +1788,37 @@
               <w:rPr>
                 <w:lang w:val="en-US"/>
               </w:rPr>
-              <w:t xml:space="preserve">Motor wasn’t able to spin </w:t>
-            </w:r>
-            <w:r>
-              <w:rPr>
-                <w:lang w:val="en-US"/>
-              </w:rPr>
-              <w:t>nop matter the input of the throttle</w:t>
+              <w:t xml:space="preserve">Motor </w:t>
+            </w:r>
+            <w:proofErr w:type="gramStart"/>
+            <w:r>
+              <w:rPr>
+                <w:lang w:val="en-US"/>
+              </w:rPr>
+              <w:t>wasn’t able to</w:t>
+            </w:r>
+            <w:proofErr w:type="gramEnd"/>
+            <w:r>
+              <w:rPr>
+                <w:lang w:val="en-US"/>
+              </w:rPr>
+              <w:t xml:space="preserve"> spin </w:t>
+            </w:r>
+            <w:proofErr w:type="spellStart"/>
+            <w:proofErr w:type="gramStart"/>
+            <w:r>
+              <w:rPr>
+                <w:lang w:val="en-US"/>
+              </w:rPr>
+              <w:t>nop</w:t>
+            </w:r>
+            <w:proofErr w:type="spellEnd"/>
+            <w:proofErr w:type="gramEnd"/>
+            <w:r>
+              <w:rPr>
+                <w:lang w:val="en-US"/>
+              </w:rPr>
+              <w:t xml:space="preserve"> matter the input of the throttle</w:t>
             </w:r>
           </w:p>
         </w:tc>
@@ -1650,7 +1858,23 @@
                 <w:b/>
                 <w:lang w:val="en-US"/>
               </w:rPr>
-              <w:t xml:space="preserve">in the gui add a system that means the </w:t>
+              <w:t xml:space="preserve">in the </w:t>
+            </w:r>
+            <w:proofErr w:type="spellStart"/>
+            <w:r>
+              <w:rPr>
+                <w:b/>
+                <w:lang w:val="en-US"/>
+              </w:rPr>
+              <w:t>gui</w:t>
+            </w:r>
+            <w:proofErr w:type="spellEnd"/>
+            <w:r>
+              <w:rPr>
+                <w:b/>
+                <w:lang w:val="en-US"/>
+              </w:rPr>
+              <w:t xml:space="preserve"> add a system that means the </w:t>
             </w:r>
             <w:r>
               <w:rPr>
@@ -1918,12 +2142,14 @@
               </w:rPr>
               <w:t xml:space="preserve">Low output that still </w:t>
             </w:r>
+            <w:proofErr w:type="gramStart"/>
             <w:r>
               <w:rPr>
                 <w:lang w:val="en-US"/>
               </w:rPr>
               <w:t>effected</w:t>
             </w:r>
+            <w:proofErr w:type="gramEnd"/>
             <w:r>
               <w:rPr>
                 <w:lang w:val="en-US"/>
@@ -2000,8 +2226,33 @@
                 <w:b/>
                 <w:lang w:val="en-US"/>
               </w:rPr>
-              <w:t xml:space="preserve"> make it so that when the throttle is lowest value make it so that output gives no pwm signal so that motor isn’t effected</w:t>
-            </w:r>
+              <w:t xml:space="preserve"> make it so that when the throttle is lowest value make it so that output gives no </w:t>
+            </w:r>
+            <w:proofErr w:type="spellStart"/>
+            <w:r>
+              <w:rPr>
+                <w:b/>
+                <w:lang w:val="en-US"/>
+              </w:rPr>
+              <w:t>pwm</w:t>
+            </w:r>
+            <w:proofErr w:type="spellEnd"/>
+            <w:r>
+              <w:rPr>
+                <w:b/>
+                <w:lang w:val="en-US"/>
+              </w:rPr>
+              <w:t xml:space="preserve"> signal so that motor isn’t </w:t>
+            </w:r>
+            <w:proofErr w:type="gramStart"/>
+            <w:r>
+              <w:rPr>
+                <w:b/>
+                <w:lang w:val="en-US"/>
+              </w:rPr>
+              <w:t>effected</w:t>
+            </w:r>
+            <w:proofErr w:type="gramEnd"/>
           </w:p>
         </w:tc>
       </w:tr>
@@ -2027,15 +2278,56 @@
                 <w:b/>
                 <w:lang w:val="en-US"/>
               </w:rPr>
-              <w:t xml:space="preserve">Side 1 Input:  </w:t>
-            </w:r>
-            <w:r>
-              <w:rPr>
-                <w:b/>
-                <w:lang w:val="en-US"/>
-              </w:rPr>
-              <w:t>low end/indle trottle</w:t>
-            </w:r>
+              <w:t>Side 1 Input</w:t>
+            </w:r>
+            <w:proofErr w:type="gramStart"/>
+            <w:r>
+              <w:rPr>
+                <w:b/>
+                <w:lang w:val="en-US"/>
+              </w:rPr>
+              <w:t xml:space="preserve">:  </w:t>
+            </w:r>
+            <w:r>
+              <w:rPr>
+                <w:b/>
+                <w:lang w:val="en-US"/>
+              </w:rPr>
+              <w:t>low</w:t>
+            </w:r>
+            <w:proofErr w:type="gramEnd"/>
+            <w:r>
+              <w:rPr>
+                <w:b/>
+                <w:lang w:val="en-US"/>
+              </w:rPr>
+              <w:t xml:space="preserve"> end/</w:t>
+            </w:r>
+            <w:proofErr w:type="spellStart"/>
+            <w:r>
+              <w:rPr>
+                <w:b/>
+                <w:lang w:val="en-US"/>
+              </w:rPr>
+              <w:t>indle</w:t>
+            </w:r>
+            <w:proofErr w:type="spellEnd"/>
+            <w:r>
+              <w:rPr>
+                <w:b/>
+                <w:lang w:val="en-US"/>
+              </w:rPr>
+              <w:t xml:space="preserve"> </w:t>
+            </w:r>
+            <w:proofErr w:type="spellStart"/>
+            <w:r>
+              <w:rPr>
+                <w:b/>
+                <w:lang w:val="en-US"/>
+              </w:rPr>
+              <w:t>trottle</w:t>
+            </w:r>
+            <w:proofErr w:type="spellEnd"/>
           </w:p>
         </w:tc>
         <w:tc>
@@ -2059,15 +2351,42 @@
                 <w:b/>
                 <w:lang w:val="en-US"/>
               </w:rPr>
-              <w:t>Side 2 Input:</w:t>
-            </w:r>
-            <w:r>
-              <w:rPr>
-                <w:b/>
-                <w:lang w:val="en-US"/>
-              </w:rPr>
-              <w:t>high end/full trottle</w:t>
-            </w:r>
+              <w:t xml:space="preserve">Side 2 </w:t>
+            </w:r>
+            <w:proofErr w:type="spellStart"/>
+            <w:proofErr w:type="gramStart"/>
+            <w:r>
+              <w:rPr>
+                <w:b/>
+                <w:lang w:val="en-US"/>
+              </w:rPr>
+              <w:t>Input:</w:t>
+            </w:r>
+            <w:r>
+              <w:rPr>
+                <w:b/>
+                <w:lang w:val="en-US"/>
+              </w:rPr>
+              <w:t>high</w:t>
+            </w:r>
+            <w:proofErr w:type="spellEnd"/>
+            <w:proofErr w:type="gramEnd"/>
+            <w:r>
+              <w:rPr>
+                <w:b/>
+                <w:lang w:val="en-US"/>
+              </w:rPr>
+              <w:t xml:space="preserve"> end/full </w:t>
+            </w:r>
+            <w:proofErr w:type="spellStart"/>
+            <w:r>
+              <w:rPr>
+                <w:b/>
+                <w:lang w:val="en-US"/>
+              </w:rPr>
+              <w:t>trottle</w:t>
+            </w:r>
+            <w:proofErr w:type="spellEnd"/>
           </w:p>
         </w:tc>
       </w:tr>
@@ -2173,8 +2492,16 @@
               <w:rPr>
                 <w:lang w:val="en-US"/>
               </w:rPr>
-              <w:t>Zero inout</w:t>
-            </w:r>
+              <w:t xml:space="preserve">Zero </w:t>
+            </w:r>
+            <w:proofErr w:type="spellStart"/>
+            <w:r>
+              <w:rPr>
+                <w:lang w:val="en-US"/>
+              </w:rPr>
+              <w:t>inout</w:t>
+            </w:r>
+            <w:proofErr w:type="spellEnd"/>
           </w:p>
         </w:tc>
         <w:tc>
@@ -2318,8 +2645,13 @@
               <w:spacing w:line="240" w:lineRule="auto"/>
             </w:pPr>
             <w:r>
-              <w:t>What actually happened</w:t>
-            </w:r>
+              <w:t xml:space="preserve">What </w:t>
+            </w:r>
+            <w:proofErr w:type="gramStart"/>
+            <w:r>
+              <w:t>actually happened</w:t>
+            </w:r>
+            <w:proofErr w:type="gramEnd"/>
           </w:p>
         </w:tc>
         <w:tc>
@@ -2547,7 +2879,15 @@
               <w:spacing w:line="240" w:lineRule="auto"/>
             </w:pPr>
             <w:r>
-              <w:t>LED dash board matrix</w:t>
+              <w:t xml:space="preserve">LED </w:t>
+            </w:r>
+            <w:proofErr w:type="gramStart"/>
+            <w:r>
+              <w:t>dash board</w:t>
+            </w:r>
+            <w:proofErr w:type="gramEnd"/>
+            <w:r>
+              <w:t xml:space="preserve"> matrix</w:t>
             </w:r>
           </w:p>
         </w:tc>
@@ -2570,7 +2910,15 @@
               <w:t xml:space="preserve">When clutch disengaged but </w:t>
             </w:r>
             <w:r>
-              <w:t>motor still spinning meaning theire is still rpm</w:t>
+              <w:t xml:space="preserve">motor still spinning meaning </w:t>
+            </w:r>
+            <w:proofErr w:type="spellStart"/>
+            <w:r>
+              <w:t>theire</w:t>
+            </w:r>
+            <w:proofErr w:type="spellEnd"/>
+            <w:r>
+              <w:t xml:space="preserve"> is still rpm</w:t>
             </w:r>
           </w:p>
         </w:tc>
